--- a/Final_phase_Article/Writing/Revisions_april_13/Tables.docx
+++ b/Final_phase_Article/Writing/Revisions_april_13/Tables.docx
@@ -29,6 +29,16 @@
     </w:p>
     <w:sdt>
       <w:sdtPr>
+        <w:rPr>
+          <w:rFonts w:ascii="Arial" w:eastAsiaTheme="minorHAnsi" w:hAnsi="Arial" w:cstheme="minorBidi"/>
+          <w:b w:val="0"/>
+          <w:bCs w:val="0"/>
+          <w:color w:val="auto"/>
+          <w:kern w:val="2"/>
+          <w:sz w:val="22"/>
+          <w:szCs w:val="24"/>
+          <w14:ligatures w14:val="standardContextual"/>
+        </w:rPr>
         <w:id w:val="825951981"/>
         <w:docPartObj>
           <w:docPartGallery w:val="Table of Contents"/>
@@ -37,13 +47,7 @@
       </w:sdtPr>
       <w:sdtEndPr>
         <w:rPr>
-          <w:rFonts w:ascii="Arial" w:eastAsiaTheme="minorHAnsi" w:hAnsi="Arial" w:cstheme="minorBidi"/>
           <w:noProof/>
-          <w:color w:val="auto"/>
-          <w:kern w:val="2"/>
-          <w:sz w:val="22"/>
-          <w:szCs w:val="24"/>
-          <w14:ligatures w14:val="standardContextual"/>
         </w:rPr>
       </w:sdtEndPr>
       <w:sdtContent>
@@ -88,7 +92,42 @@
                 <w:rStyle w:val="Hyperlink"/>
                 <w:noProof/>
               </w:rPr>
-              <w:t>Table 1</w:t>
+              <w:t>Ta</w:t>
+            </w:r>
+            <w:r>
+              <w:rPr>
+                <w:rStyle w:val="Hyperlink"/>
+                <w:noProof/>
+              </w:rPr>
+              <w:t>b</w:t>
+            </w:r>
+            <w:r>
+              <w:rPr>
+                <w:rStyle w:val="Hyperlink"/>
+                <w:noProof/>
+              </w:rPr>
+              <w:t>l</w:t>
+            </w:r>
+            <w:r>
+              <w:rPr>
+                <w:rStyle w:val="Hyperlink"/>
+                <w:noProof/>
+              </w:rPr>
+              <w:t>e</w:t>
+            </w:r>
+            <w:r>
+              <w:rPr>
+                <w:rStyle w:val="Hyperlink"/>
+                <w:noProof/>
+              </w:rPr>
+              <w:t xml:space="preserve"> </w:t>
+            </w:r>
+            <w:r>
+              <w:rPr>
+                <w:rStyle w:val="Hyperlink"/>
+                <w:noProof/>
+              </w:rPr>
+              <w:t>1</w:t>
             </w:r>
             <w:r>
               <w:rPr>
@@ -224,7 +263,21 @@
                 <w:rStyle w:val="Hyperlink"/>
                 <w:noProof/>
               </w:rPr>
-              <w:t>Table 3</w:t>
+              <w:t>Table</w:t>
+            </w:r>
+            <w:r>
+              <w:rPr>
+                <w:rStyle w:val="Hyperlink"/>
+                <w:noProof/>
+              </w:rPr>
+              <w:t xml:space="preserve"> </w:t>
+            </w:r>
+            <w:r>
+              <w:rPr>
+                <w:rStyle w:val="Hyperlink"/>
+                <w:noProof/>
+              </w:rPr>
+              <w:t>3</w:t>
             </w:r>
             <w:r>
               <w:rPr>
@@ -290,18 +343,6 @@
     </w:sdt>
     <w:p>
       <w:pPr>
-        <w:spacing w:line="240" w:lineRule="auto"/>
-        <w:rPr>
-          <w:rFonts w:cs="Arial"/>
-          <w:b/>
-          <w:color w:val="000000" w:themeColor="text1"/>
-          <w:szCs w:val="22"/>
-        </w:rPr>
-      </w:pPr>
-    </w:p>
-    <w:p>
-      <w:pPr>
-        <w:pStyle w:val="Titre11"/>
         <w:sectPr>
           <w:pgSz w:w="12240" w:h="15840"/>
           <w:pgMar w:top="1440" w:right="1440" w:bottom="1440" w:left="1440" w:header="720" w:footer="720" w:gutter="0"/>
@@ -7062,7 +7103,6 @@
   <w:style w:type="character" w:default="1" w:styleId="DefaultParagraphFont">
     <w:name w:val="Default Paragraph Font"/>
     <w:uiPriority w:val="1"/>
-    <w:semiHidden/>
     <w:unhideWhenUsed/>
   </w:style>
   <w:style w:type="table" w:default="1" w:styleId="TableNormal">
@@ -7236,7 +7276,7 @@
     <w:link w:val="Titre11Car"/>
     <w:autoRedefine/>
     <w:qFormat/>
-    <w:rsid w:val="00B76169"/>
+    <w:rsid w:val="005B51DC"/>
     <w:pPr>
       <w:spacing w:before="240" w:after="240" w:line="480" w:lineRule="auto"/>
       <w:ind w:left="850" w:hanging="850"/>
@@ -7259,7 +7299,7 @@
     <w:name w:val="Titre 1.1 Car"/>
     <w:basedOn w:val="DefaultParagraphFont"/>
     <w:link w:val="Titre11"/>
-    <w:rsid w:val="00B76169"/>
+    <w:rsid w:val="005B51DC"/>
     <w:rPr>
       <w:rFonts w:asciiTheme="majorHAnsi" w:eastAsia="Calibri" w:hAnsiTheme="majorHAnsi" w:cs="Calibri"/>
       <w:b/>
